--- a/druki/kacik-dyrektora/word/Kacik_Dyrektora_Zmiany_2026_PCTP.docx
+++ b/druki/kacik-dyrektora/word/Kacik_Dyrektora_Zmiany_2026_PCTP.docx
@@ -661,7 +661,7 @@
                 <w:sz w:val="12"/>
                 <w:szCs w:val="12"/>
               </w:rPr>
-              <w:t xml:space="preserve"> Ustawa z dnia 14 grudnia 2016 r. — Prawo oświatowe (t.j. Dz.U. z 2024 r. poz. 737, z późn. zm.): </w:t>
+              <w:t xml:space="preserve"> Ustawa z dnia 14 grudnia 2016 r. — Prawo oświatowe (t.j. Dz.U. z 2026 r. poz. 820, z późn. zm.): </w:t>
             </w:r>
             <w:r>
               <w:rPr>
@@ -899,7 +899,7 @@
                 <w:sz w:val="12"/>
                 <w:szCs w:val="12"/>
               </w:rPr>
-              <w:t xml:space="preserve"> (t.j. Dz.U. z 2024 r. poz. 560), zmieniona </w:t>
+              <w:t xml:space="preserve"> (t.j. Dz.U. z 2026 r. poz. 110), zmieniona — </w:t>
             </w:r>
             <w:r>
               <w:rPr>
@@ -913,7 +913,7 @@
                 <w:sz w:val="12"/>
                 <w:szCs w:val="12"/>
               </w:rPr>
-              <w:t xml:space="preserve">ustawą z dnia 5 sierpnia 2025 r.</w:t>
+              <w:t xml:space="preserve">art. 22c ust. 6</w:t>
             </w:r>
             <w:r>
               <w:rPr>
@@ -927,7 +927,7 @@
                 <w:sz w:val="12"/>
                 <w:szCs w:val="12"/>
               </w:rPr>
-              <w:t xml:space="preserve"> — aktualizacja </w:t>
+              <w:t xml:space="preserve">: standardy ocenia się </w:t>
             </w:r>
             <w:r>
               <w:rPr>
@@ -941,7 +941,21 @@
                 <w:sz w:val="12"/>
                 <w:szCs w:val="12"/>
               </w:rPr>
-              <w:t xml:space="preserve">standardów ochrony małoletnich do 15 sierpnia 2026 r.</w:t>
+              <w:t xml:space="preserve">co najmniej raz na dwa lata</w:t>
+            </w:r>
+            <w:r>
+              <w:rPr>
+                <w:rFonts w:ascii="Arial" w:cs="Arial" w:eastAsia="Arial" w:hAnsi="Arial"/>
+                <w:b w:val="false"/>
+                <w:bCs w:val="false"/>
+                <w:i w:val="false"/>
+                <w:iCs w:val="false"/>
+                <w:caps w:val="false"/>
+                <w:color w:val="221A3D"/>
+                <w:sz w:val="12"/>
+                <w:szCs w:val="12"/>
+              </w:rPr>
+              <w:t xml:space="preserve">, sporządza pisemne wnioski i aktualizuje tylko wtedy, gdy wynika to z oceny. </w:t>
             </w:r>
             <w:r>
               <w:rPr>
@@ -1418,7 +1432,7 @@
                 <w:sz w:val="14"/>
                 <w:szCs w:val="14"/>
               </w:rPr>
-              <w:t xml:space="preserve">Zasady korzystania z telefonów i innych urządzeń elektronicznych — zakaz oraz wyjątki (cele dydaktyczne, względy zdrowotne, szczególne potrzeby dziecka)</w:t>
+              <w:t xml:space="preserve">Zasady korzystania z telefonów i innych urządzeń elektronicznych — zakaz oraz wyjątki związane ze zdrowiem, niepełnosprawnością lub szczególnymi potrzebami dziecka, za zgodą dyrektora</w:t>
             </w:r>
           </w:p>
         </w:tc>
@@ -1820,7 +1834,7 @@
                 <w:sz w:val="14"/>
                 <w:szCs w:val="14"/>
               </w:rPr>
-              <w:t xml:space="preserve">Odesłanie do standardów ochrony małoletnich w brzmieniu po nowelizacji</w:t>
+              <w:t xml:space="preserve">Odesłanie do aktualnych standardów ochrony małoletnich</w:t>
             </w:r>
           </w:p>
         </w:tc>
@@ -1852,7 +1866,7 @@
                 <w:sz w:val="14"/>
                 <w:szCs w:val="14"/>
               </w:rPr>
-              <w:t xml:space="preserve">ustawa z 13.05.2016, zm. ustawą z 5.08.2025</w:t>
+              <w:t xml:space="preserve">art. 22c ust. 6 ustawy z 13.05.2016</w:t>
             </w:r>
           </w:p>
         </w:tc>
@@ -1884,7 +1898,7 @@
                 <w:sz w:val="14"/>
                 <w:szCs w:val="14"/>
               </w:rPr>
-              <w:t xml:space="preserve">standardy do 15.08.2026</w:t>
+              <w:t xml:space="preserve">ocena — cykl 2-letni</w:t>
             </w:r>
           </w:p>
         </w:tc>
@@ -6199,7 +6213,7 @@
                 <w:sz w:val="12"/>
                 <w:szCs w:val="12"/>
               </w:rPr>
-              <w:t xml:space="preserve"> Rozporządzenie Ministra Edukacji z dnia 2 marca 2026 r. w sprawie orzeczeń i opinii poradni (Dz.U. z 2026 r. poz. 428). Ustawa z dnia 3 lipca 2026 r. o zmianie ustawy — Prawo oświatowe (Dz.U. z 2026 r. poz. 1036). Ustawa — Prawo oświatowe (t.j. Dz.U. z 2024 r. poz. 737, z późn. zm.) — art. 68 ust. 1 pkt 2 i art. 55. </w:t>
+              <w:t xml:space="preserve"> Rozporządzenie Ministra Edukacji z dnia 2 marca 2026 r. w sprawie orzeczeń i opinii poradni (Dz.U. z 2026 r. poz. 428). Ustawa z dnia 3 lipca 2026 r. o zmianie ustawy — Prawo oświatowe (Dz.U. z 2026 r. poz. 1036). Ustawa — Prawo oświatowe (t.j. Dz.U. z 2026 r. poz. 820, z późn. zm.) — art. 68 ust. 1 pkt 2 i art. 55. </w:t>
             </w:r>
           </w:p>
         </w:tc>
@@ -10513,7 +10527,7 @@
                 <w:sz w:val="12"/>
                 <w:szCs w:val="12"/>
               </w:rPr>
-              <w:t xml:space="preserve"> (t.j. Dz.U. z 2024 r. poz. 737, z późn. zm.) — Minister właściwy do spraw oświaty i wychowania </w:t>
+              <w:t xml:space="preserve"> (t.j. Dz.U. z 2026 r. poz. 820, z późn. zm.) — Minister właściwy do spraw oświaty i wychowania </w:t>
             </w:r>
             <w:r>
               <w:rPr>
@@ -10569,7 +10583,7 @@
                 <w:sz w:val="12"/>
                 <w:szCs w:val="12"/>
               </w:rPr>
-              <w:t xml:space="preserve"> (t.j. Dz.U. z 2020 r. poz. 1551, z późn. zm.) — plan nadzoru opracowuje się z uwzględnieniem kierunków polityki oświatowej państwa.</w:t>
+              <w:t xml:space="preserve"> (t.j. Dz.U. z 2024 r. poz. 15, z późn. zm.) — plan nadzoru opracowuje się z uwzględnieniem kierunków polityki oświatowej państwa.</w:t>
             </w:r>
           </w:p>
         </w:tc>
@@ -10816,7 +10830,7 @@
                 <w:sz w:val="14"/>
                 <w:szCs w:val="14"/>
               </w:rPr>
-              <w:t xml:space="preserve">Wspieranie przedszkoli i szkół we wdrażaniu zmian z Reformy26. Kompas Jutra</w:t>
+              <w:t xml:space="preserve">Wspieranie przedszkoli i szkół we wdrażaniu zmian wynikających z Reformy26. Kompas Jutra , ukierunkowanych na tworzenie szkoły wymagającej, wspierającej i przyjaznej rozwojowi ucznia</w:t>
             </w:r>
           </w:p>
         </w:tc>
@@ -10951,7 +10965,7 @@
                 <w:sz w:val="14"/>
                 <w:szCs w:val="14"/>
               </w:rPr>
-              <w:t xml:space="preserve">Szkoła miejscem budowania odporności społecznej — postawy patriotyczne, obywatelskie i prospołeczne</w:t>
+              <w:t xml:space="preserve">Szkoła miejscem budowania odporności społecznej — kształtowanie postaw patriotycznych, obywatelskich i prospołecznych oraz odpowiedzialności za bezpieczeństwo własne i innych</w:t>
             </w:r>
           </w:p>
         </w:tc>
@@ -11086,7 +11100,7 @@
                 <w:sz w:val="14"/>
                 <w:szCs w:val="14"/>
               </w:rPr>
-              <w:t xml:space="preserve">Edukacja zdrowotna — zdrowy styl życia, ruch, pierwsza pomoc</w:t>
+              <w:t xml:space="preserve">Edukacja zdrowotna w szkole — promowanie zdrowego stylu życia, aktywności ruchowej oraz przygotowanie uczniów do odpowiedzialnych zachowań prozdrowotnych i udzielania pierwszej pomocy</w:t>
             </w:r>
           </w:p>
         </w:tc>
@@ -11221,7 +11235,7 @@
                 <w:sz w:val="14"/>
                 <w:szCs w:val="14"/>
               </w:rPr>
-              <w:t xml:space="preserve">Promowanie higieny cyfrowej i aktywności off-line, odpowiedzialne korzystanie z AI</w:t>
+              <w:t xml:space="preserve">Promowanie higieny cyfrowej i aktywności off-line. Rozwijanie umiejętności bezpiecznego poruszania się w sieci i krytycznego myślenia, w tym odpowiedzialnego korzystania ze sztucznej inteligencji, a także korzystania z funkcjonalności i zasobów Zintegrowanej Platformy Edukacyjnej</w:t>
             </w:r>
           </w:p>
         </w:tc>
@@ -11356,7 +11370,7 @@
                 <w:sz w:val="14"/>
                 <w:szCs w:val="14"/>
               </w:rPr>
-              <w:t xml:space="preserve">Rozpoznawanie potrzeb z wykorzystaniem oceny funkcjonowania</w:t>
+              <w:t xml:space="preserve">Rozpoznawanie potrzeb dzieci i młodzieży z wykorzystaniem oceny funkcjonowania w środowisku przedszkolnym i szkolnym. Wspieranie przedszkoli i szkół w zakresie współpracy z rodzicami w procesie edukacji, pomocy psychologiczno-pedagogicznej i wychowania w celu zapewnienia spójności i skuteczności wsparcia udzielanego każdemu dziecku</w:t>
             </w:r>
           </w:p>
         </w:tc>
@@ -11388,7 +11402,7 @@
                 <w:sz w:val="14"/>
                 <w:szCs w:val="14"/>
               </w:rPr>
-              <w:t xml:space="preserve">DR-1 · DP-1 · DN-1</w:t>
+              <w:t xml:space="preserve">DR-1 · DR-2 · DP-1 · DN-1</w:t>
             </w:r>
           </w:p>
         </w:tc>
@@ -11491,7 +11505,7 @@
                 <w:sz w:val="14"/>
                 <w:szCs w:val="14"/>
               </w:rPr>
-              <w:t xml:space="preserve">Współpraca z rodzicami w edukacji, pomocy p-p i wychowaniu</w:t>
+              <w:t xml:space="preserve">Profilaktyka uzależnień behawioralnych i przeciwdziałanie przemocy rówieśniczej. Wspieranie zdrowia psychicznego dzieci i młodzieży oraz udzielanie pomocy w kryzysach psychicznych</w:t>
             </w:r>
           </w:p>
         </w:tc>
@@ -11524,7 +11538,7 @@
                 <w:sz w:val="14"/>
                 <w:szCs w:val="14"/>
               </w:rPr>
-              <w:t xml:space="preserve">DR-2 · DW-1 · DN-1</w:t>
+              <w:t xml:space="preserve">DB-3 · DW-1</w:t>
             </w:r>
           </w:p>
         </w:tc>
@@ -11626,7 +11640,7 @@
                 <w:sz w:val="14"/>
                 <w:szCs w:val="14"/>
               </w:rPr>
-              <w:t xml:space="preserve">Profilaktyka uzależnień behawioralnych i przeciwdziałanie przemocy rówieśniczej</w:t>
+              <w:t xml:space="preserve">Wspieranie podejmowania świadomych decyzji edukacyjno-zawodowych, ze szczególnym uwzględnieniem doradztwa zawodowego i promocji kształcenia zawodowego. Upowszechnienie nowej oferty kształcenia zawodowego wypracowanej z branżami</w:t>
             </w:r>
           </w:p>
         </w:tc>
@@ -11658,7 +11672,7 @@
                 <w:sz w:val="14"/>
                 <w:szCs w:val="14"/>
               </w:rPr>
-              <w:t xml:space="preserve">DB-3 · DW-1</w:t>
+              <w:t xml:space="preserve">DW-1</w:t>
             </w:r>
           </w:p>
         </w:tc>
@@ -11761,7 +11775,7 @@
                 <w:sz w:val="14"/>
                 <w:szCs w:val="14"/>
               </w:rPr>
-              <w:t xml:space="preserve">Wspieranie świadomych decyzji edukacyjno-zawodowych</w:t>
+              <w:t xml:space="preserve">Wspieranie ciekawości i aktywności poznawczej uczniów poprzez promowanie kształcenia interdyscyplinarnego i pracy projektowej oraz wykorzystywanie oceniania kształtującego i informacji zwrotnej w pracy z uczniem</w:t>
             </w:r>
           </w:p>
         </w:tc>
@@ -11794,7 +11808,7 @@
                 <w:sz w:val="14"/>
                 <w:szCs w:val="14"/>
               </w:rPr>
-              <w:t xml:space="preserve">DW-1</w:t>
+              <w:t xml:space="preserve">DW-1 · DN-2</w:t>
             </w:r>
           </w:p>
         </w:tc>
@@ -12372,7 +12386,7 @@
                 <w:sz w:val="14"/>
                 <w:szCs w:val="14"/>
               </w:rPr>
-              <w:t xml:space="preserve">15 sierpnia 2026</w:t>
+              <w:t xml:space="preserve">cykl 2-letni</w:t>
             </w:r>
           </w:p>
         </w:tc>
@@ -12404,7 +12418,7 @@
                 <w:sz w:val="14"/>
                 <w:szCs w:val="14"/>
               </w:rPr>
-              <w:t xml:space="preserve">Zaktualizować standardy ochrony małoletnich</w:t>
+              <w:t xml:space="preserve">Ocenić standardy, sporządzić pisemne wnioski i zaktualizować je, jeżeli wynika to z oceny</w:t>
             </w:r>
           </w:p>
         </w:tc>
@@ -12436,7 +12450,7 @@
                 <w:sz w:val="14"/>
                 <w:szCs w:val="14"/>
               </w:rPr>
-              <w:t xml:space="preserve">ustawa z 13.05.2016, zm. ustawą z 5.08.2025</w:t>
+              <w:t xml:space="preserve">art. 22c ust. 6 ustawy z 13.05.2016</w:t>
             </w:r>
           </w:p>
         </w:tc>
@@ -13409,7 +13423,7 @@
                 <w:sz w:val="14"/>
                 <w:szCs w:val="14"/>
               </w:rPr>
-              <w:t xml:space="preserve">Wydać rodzicom informację o gotowości szkolnej (MEN-I/74)</w:t>
+              <w:t xml:space="preserve">Wydać rodzicom informację o gotowości szkolnej ( MEiN-I/82 )</w:t>
             </w:r>
           </w:p>
         </w:tc>
@@ -13441,7 +13455,7 @@
                 <w:sz w:val="14"/>
                 <w:szCs w:val="14"/>
               </w:rPr>
-              <w:t xml:space="preserve">rozp. MEN z 27.08.2019, Dz.U. 2019 poz. 1700</w:t>
+              <w:t xml:space="preserve">rozp. MEiN z 7.06.2023 , Dz.U. 2023 poz. 1120</w:t>
             </w:r>
           </w:p>
         </w:tc>
